--- a/docs/식재료(잔여)_상세로직_유저시나리오_v3.docx
+++ b/docs/식재료(잔여)_상세로직_유저시나리오_v3.docx
@@ -13547,6 +13547,55 @@
       </w:pPr>
       <w:r>
         <w:t>마이페이지(④ 문서): 고정 지출(월), 카테고리 관리(+카테고리별 로스율 기본값), 단위 시스템 설정(4.8), 구매처·브랜드 관리, 목표 순이익률 기본값, 알림, 월 손익 리포트.</w:t>
+      </w:r>
+    </w:p>
+    <w:p>
+      <w:r>
+        <w:br w:type="page"/>
+      </w:r>
+    </w:p>
+    <w:p>
+      <w:r>
+        <w:rPr>
+          <w:b/>
+          <w:color w:val="191F28"/>
+          <w:sz w:val="28"/>
+        </w:rPr>
+        <w:t>■ 구현 반영 변경점 (v3 → 구현, 2026-06)</w:t>
+      </w:r>
+    </w:p>
+    <w:p>
+      <w:r>
+        <w:rPr>
+          <w:color w:val="6B7684"/>
+          <w:sz w:val="18"/>
+        </w:rPr>
+        <w:t>본 절은 원본 v3 설계 이후 실제 구현에서 (주로 사용자 결정으로) 달라진 부분을 요약한다. 전체 정리는 docs/구현-변경점.md 참조. (2026-06-09)</w:t>
+      </w:r>
+    </w:p>
+    <w:p>
+      <w:r>
+        <w:t>• 재고 상태: 여유 / 소진 임박 2단계(부족은 여유로 흡수).</w:t>
+      </w:r>
+    </w:p>
+    <w:p>
+      <w:r>
+        <w:t>• 단위 표기: kg·g·ml + 개수(개/모)만. 망·통·박스 등 제거.</w:t>
+      </w:r>
+    </w:p>
+    <w:p>
+      <w:r>
+        <w:t>• 단가 미리보기(ING-03/05): 구매가 단가 + 실사용 단가(로스 반영) 2값 노출.</w:t>
+      </w:r>
+    </w:p>
+    <w:p>
+      <w:r>
+        <w:t>• 구매 링크·옵션 추가(ING-05): 브랜드·자동 뱃지 제거. 옵션 표기 = 식재료명 · 용량 · 금액 / 구매처 · 단가.</w:t>
+      </w:r>
+    </w:p>
+    <w:p>
+      <w:r>
+        <w:t>• 상세(ING-02): 최근 주문내역 더보기, 메모 수정 시트, 재고 수정 시트(미개봉/개봉·완전소진·폐기) 구현.</w:t>
       </w:r>
     </w:p>
     <w:sectPr>
